--- a/data/templates/yet_another_template.docx
+++ b/data/templates/yet_another_template.docx
@@ -365,8 +365,9 @@
       <w:r>
         <w:rPr>
           <w:rFonts w:ascii="Arial" w:hAnsi="Arial"/>
-          <w:sz w:val="24"/>
-          <w:szCs w:val="24"/>
+          <w:color w:val="00B050"/>
+          <w:sz w:val="40"/>
+          <w:szCs w:val="40"/>
         </w:rPr>
       </w:r>
     </w:p>
